--- a/docs/direction/G-Banque - Synthese Direction.docx
+++ b/docs/direction/G-Banque - Synthese Direction.docx
@@ -4586,7 +4586,7 @@
         <w:rPr>
           <w:lang w:val="fr-FR"/>
         </w:rPr>
-        <w:t xml:space="preserve"> : chaque banque partenaire (AWB, BMCI, CDM, SAHAM BANK) applique sa propre formule et son propre calendrier de facturation – génération automatique chaque fin de mois (AWB, BMCI) ou début de mois (CDM), y compris les cas particuliers de prorata (caution ouverte et clôturée dans le même mois, premier mois d’une caution).</w:t>
+        <w:t xml:space="preserve"> : chaque banque partenaire (AWB, BMCI, CDM, SAHAM BANK) applique sa propre formule et son propre calendrier de facturation – génération automatique chaque fin de mois (AWB, BMCI) ou début de mois (CDM), y compris les cas particuliers de prorata (caution ouverte et clôturée dans le même mois, premier mois d’une caution) et les règles propres à chaque banque, comme la non-facturation du jour de délivrance chez AWB – les commissions prévues correspondent ainsi au montant réellement prélevé par la banque.</w:t>
       </w:r>
     </w:p>
     <w:p>
